--- a/transcripts/Energy Espresso/EEP - Transcript Files/EEP-04-26-Raimondo Giavi Carlo Luzzatto Claire Wright.docx
+++ b/transcripts/Energy Espresso/EEP - Transcript Files/EEP-04-26-Raimondo Giavi Carlo Luzzatto Claire Wright.docx
@@ -28,9 +28,12 @@
         <w:t xml:space="preserve"> </w:t>
       </w:r>
     </w:p>
-    <w:p xmlns:wp14="http://schemas.microsoft.com/office/word/2010/wordml" wp14:textId="77777777">
-      <w:pPr>
-        <w:pStyle w:val="script"/>
+    <w:p xmlns:wp14="http://schemas.microsoft.com/office/word/2010/wordml" wp14:textId="179061B3">
+      <w:pPr>
+        <w:pStyle w:val="script"/>
+        <w:rPr>
+          <w:lang w:val="en-US"/>
+        </w:rPr>
       </w:pPr>
       <w:r>
         <w:rPr>
@@ -58,7 +61,109 @@
         <w:rPr>
           <w:lang w:val="en-US"/>
         </w:rPr>
-        <w:t xml:space="preserve"> Good morning everyone. My name is Jim Wicklund and welcome to Energy Expresso. We are at the Baker Hughes annual meeting in Florence, Italy. Nice place to have to hang out for a couple of days. And and today we're talking about the maritime industry. I have three fabulous guests. I'm gonna let them introduce themselves and then we're gonna quiz them and learn a little bit about the maritime industry and, and specifically where Baker is playing in this particular spot.</w:t>
+        <w:t xml:space="preserve"> Good </w:t>
+      </w:r>
+      <w:r>
+        <w:rPr>
+          <w:lang w:val="en-US"/>
+        </w:rPr>
+        <w:t>morning</w:t>
+      </w:r>
+      <w:r>
+        <w:rPr>
+          <w:lang w:val="en-US"/>
+        </w:rPr>
+        <w:t xml:space="preserve"> everyone. My name is Jim Wicklund and welcome to Energy Expresso. We are at the Baker Hughes annual meeting in Florence, Italy. Nice </w:t>
+      </w:r>
+      <w:r>
+        <w:rPr>
+          <w:lang w:val="en-US"/>
+        </w:rPr>
+        <w:t>place to have</w:t>
+      </w:r>
+      <w:r>
+        <w:rPr>
+          <w:lang w:val="en-US"/>
+        </w:rPr>
+        <w:t xml:space="preserve"> to hang out for a couple of days. And </w:t>
+      </w:r>
+      <w:r>
+        <w:rPr>
+          <w:lang w:val="en-US"/>
+        </w:rPr>
+        <w:t>and</w:t>
+      </w:r>
+      <w:r>
+        <w:rPr>
+          <w:lang w:val="en-US"/>
+        </w:rPr>
+        <w:t xml:space="preserve"> today </w:t>
+      </w:r>
+      <w:r>
+        <w:rPr>
+          <w:lang w:val="en-US"/>
+        </w:rPr>
+        <w:t>we're</w:t>
+      </w:r>
+      <w:r>
+        <w:rPr>
+          <w:lang w:val="en-US"/>
+        </w:rPr>
+        <w:t xml:space="preserve"> talking about the maritime industry. I have three fabulous guests. </w:t>
+      </w:r>
+      <w:r>
+        <w:rPr>
+          <w:lang w:val="en-US"/>
+        </w:rPr>
+        <w:t>I'm</w:t>
+      </w:r>
+      <w:r>
+        <w:rPr>
+          <w:lang w:val="en-US"/>
+        </w:rPr>
+        <w:t xml:space="preserve"> </w:t>
+      </w:r>
+      <w:r>
+        <w:rPr>
+          <w:lang w:val="en-US"/>
+        </w:rPr>
+        <w:t>gonna</w:t>
+      </w:r>
+      <w:r>
+        <w:rPr>
+          <w:lang w:val="en-US"/>
+        </w:rPr>
+        <w:t xml:space="preserve"> let them introduce themselves and then </w:t>
+      </w:r>
+      <w:r>
+        <w:rPr>
+          <w:lang w:val="en-US"/>
+        </w:rPr>
+        <w:t>we're</w:t>
+      </w:r>
+      <w:r>
+        <w:rPr>
+          <w:lang w:val="en-US"/>
+        </w:rPr>
+        <w:t xml:space="preserve"> </w:t>
+      </w:r>
+      <w:r>
+        <w:rPr>
+          <w:lang w:val="en-US"/>
+        </w:rPr>
+        <w:t>gonna</w:t>
+      </w:r>
+      <w:r>
+        <w:rPr>
+          <w:lang w:val="en-US"/>
+        </w:rPr>
+        <w:t xml:space="preserve"> quiz them and learn a little bit about the maritime industry and, and specifically where Baker is playing in this particular spot</w:t>
+      </w:r>
+      <w:r>
+        <w:rPr>
+          <w:lang w:val="en-US"/>
+        </w:rPr>
+        <w:t xml:space="preserve">. </w:t>
       </w:r>
     </w:p>
     <w:p xmlns:wp14="http://schemas.microsoft.com/office/word/2010/wordml" wp14:textId="77777777">
@@ -3892,21 +3997,29 @@
       <w:r>
         <w:rPr>
           <w:color w:val="808080"/>
-        </w:rPr>
-        <w:t xml:space="preserve">[00:25:04]</w:t>
-      </w:r>
-      <w:r>
-        <w:t xml:space="preserve"> </w:t>
-      </w:r>
-      <w:r>
-        <w:rPr>
-          <w:b/>
-          <w:bCs/>
+          <w:lang w:val="en-US"/>
+        </w:rPr>
+        <w:t>[00:25:04]</w:t>
+      </w:r>
+      <w:r>
+        <w:rPr>
+          <w:lang w:val="en-US"/>
+        </w:rPr>
+        <w:t xml:space="preserve"> </w:t>
+      </w:r>
+      <w:r>
+        <w:rPr>
+          <w:b w:val="1"/>
+          <w:bCs w:val="1"/>
           <w:color w:val="489872"/>
-        </w:rPr>
-        <w:t xml:space="preserve">Jim Wicklund:</w:t>
-      </w:r>
-      <w:r>
+          <w:lang w:val="en-US"/>
+        </w:rPr>
+        <w:t>Jim Wicklund:</w:t>
+      </w:r>
+      <w:r>
+        <w:rPr>
+          <w:lang w:val="en-US"/>
+        </w:rPr>
         <w:t xml:space="preserve"> cost. Yes. </w:t>
       </w:r>
     </w:p>
